--- a/The problems.docx
+++ b/The problems.docx
@@ -1666,10 +1666,7 @@
     </w:p>
     <w:p>
       <w:r>
-        <w:t>Minimum supp</w:t>
-      </w:r>
-      <w:r>
-        <w:t xml:space="preserve">orted </w:t>
+        <w:t xml:space="preserve">Minimum supported </w:t>
       </w:r>
       <w:proofErr w:type="spellStart"/>
       <w:r>
@@ -1677,10 +1674,7 @@
       </w:r>
       <w:proofErr w:type="spellEnd"/>
       <w:r>
-        <w:t xml:space="preserve"> version is 8.10.2. </w:t>
-      </w:r>
-      <w:r>
-        <w:t>Current version is 8.10</w:t>
+        <w:t xml:space="preserve"> version is 8.10.2. Current version is 8.10</w:t>
       </w:r>
     </w:p>
     <w:p>
@@ -1779,6 +1773,10 @@
     </w:p>
     <w:p>
       <w:r>
+        <w:rPr>
+          <w:noProof/>
+          <w:lang w:eastAsia="en-IN"/>
+        </w:rPr>
         <w:drawing>
           <wp:inline distT="0" distB="0" distL="0" distR="0" wp14:anchorId="0FEBBBC1" wp14:editId="0A44D19F">
             <wp:extent cx="5731510" cy="1576070"/>
@@ -1843,11 +1841,673 @@
     </w:p>
     <w:p>
       <w:r>
+        <w:t xml:space="preserve">Error: </w:t>
+      </w:r>
+      <w:r>
         <w:t>Unresolved reference</w:t>
       </w:r>
+      <w:r>
+        <w:t xml:space="preserve"> inside </w:t>
+      </w:r>
+      <w:proofErr w:type="spellStart"/>
+      <w:r>
+        <w:t>build.gradle.kts</w:t>
+      </w:r>
+      <w:proofErr w:type="spellEnd"/>
+      <w:r>
+        <w:t xml:space="preserve"> (</w:t>
+      </w:r>
+      <w:proofErr w:type="spellStart"/>
+      <w:r>
+        <w:t>Module</w:t>
+      </w:r>
+      <w:proofErr w:type="gramStart"/>
+      <w:r>
+        <w:t>:app</w:t>
+      </w:r>
+      <w:proofErr w:type="spellEnd"/>
+      <w:proofErr w:type="gramEnd"/>
+      <w:r>
+        <w:t>)</w:t>
+      </w:r>
+    </w:p>
+    <w:p>
+      <w:r>
+        <w:drawing>
+          <wp:inline distT="0" distB="0" distL="0" distR="0" wp14:anchorId="7F6A72EC" wp14:editId="7F9B3CB8">
+            <wp:extent cx="3062990" cy="1958340"/>
+            <wp:effectExtent l="0" t="0" r="4445" b="3810"/>
+            <wp:docPr id="7" name="Picture 7"/>
+            <wp:cNvGraphicFramePr>
+              <a:graphicFrameLocks xmlns:a="http://schemas.openxmlformats.org/drawingml/2006/main" noChangeAspect="1"/>
+            </wp:cNvGraphicFramePr>
+            <a:graphic xmlns:a="http://schemas.openxmlformats.org/drawingml/2006/main">
+              <a:graphicData uri="http://schemas.openxmlformats.org/drawingml/2006/picture">
+                <pic:pic xmlns:pic="http://schemas.openxmlformats.org/drawingml/2006/picture">
+                  <pic:nvPicPr>
+                    <pic:cNvPr id="1" name=""/>
+                    <pic:cNvPicPr/>
+                  </pic:nvPicPr>
+                  <pic:blipFill rotWithShape="1">
+                    <a:blip r:embed="rId8"/>
+                    <a:srcRect b="12361"/>
+                    <a:stretch/>
+                  </pic:blipFill>
+                  <pic:spPr bwMode="auto">
+                    <a:xfrm>
+                      <a:off x="0" y="0"/>
+                      <a:ext cx="3070108" cy="1962891"/>
+                    </a:xfrm>
+                    <a:prstGeom prst="rect">
+                      <a:avLst/>
+                    </a:prstGeom>
+                    <a:ln>
+                      <a:noFill/>
+                    </a:ln>
+                    <a:extLst>
+                      <a:ext uri="{53640926-AAD7-44D8-BBD7-CCE9431645EC}">
+                        <a14:shadowObscured xmlns:a14="http://schemas.microsoft.com/office/drawing/2010/main"/>
+                      </a:ext>
+                    </a:extLst>
+                  </pic:spPr>
+                </pic:pic>
+              </a:graphicData>
+            </a:graphic>
+          </wp:inline>
+        </w:drawing>
+      </w:r>
+    </w:p>
+    <w:p/>
+    <w:p>
+      <w:pPr>
+        <w:rPr>
+          <w:b/>
+        </w:rPr>
+      </w:pPr>
+      <w:r>
+        <w:rPr>
+          <w:b/>
+        </w:rPr>
+        <w:t>Root cause:</w:t>
+      </w:r>
+    </w:p>
+    <w:p>
+      <w:r>
+        <w:t>Your project contained AGP 9.x specific syntax:</w:t>
+      </w:r>
+    </w:p>
+    <w:p>
+      <w:r>
+        <w:lastRenderedPageBreak/>
+        <w:drawing>
+          <wp:inline distT="0" distB="0" distL="0" distR="0" wp14:anchorId="2AED86DE" wp14:editId="21D5563B">
+            <wp:extent cx="2499360" cy="1212018"/>
+            <wp:effectExtent l="0" t="0" r="0" b="7620"/>
+            <wp:docPr id="4" name="Picture 4"/>
+            <wp:cNvGraphicFramePr>
+              <a:graphicFrameLocks xmlns:a="http://schemas.openxmlformats.org/drawingml/2006/main" noChangeAspect="1"/>
+            </wp:cNvGraphicFramePr>
+            <a:graphic xmlns:a="http://schemas.openxmlformats.org/drawingml/2006/main">
+              <a:graphicData uri="http://schemas.openxmlformats.org/drawingml/2006/picture">
+                <pic:pic xmlns:pic="http://schemas.openxmlformats.org/drawingml/2006/picture">
+                  <pic:nvPicPr>
+                    <pic:cNvPr id="1" name=""/>
+                    <pic:cNvPicPr/>
+                  </pic:nvPicPr>
+                  <pic:blipFill>
+                    <a:blip r:embed="rId9"/>
+                    <a:stretch>
+                      <a:fillRect/>
+                    </a:stretch>
+                  </pic:blipFill>
+                  <pic:spPr>
+                    <a:xfrm>
+                      <a:off x="0" y="0"/>
+                      <a:ext cx="2506997" cy="1215721"/>
+                    </a:xfrm>
+                    <a:prstGeom prst="rect">
+                      <a:avLst/>
+                    </a:prstGeom>
+                  </pic:spPr>
+                </pic:pic>
+              </a:graphicData>
+            </a:graphic>
+          </wp:inline>
+        </w:drawing>
+      </w:r>
+    </w:p>
+    <w:p>
+      <w:r>
+        <w:t>T</w:t>
+      </w:r>
+      <w:r>
+        <w:t xml:space="preserve">his syntax is NOT supported in AGP 8.8.2. </w:t>
+      </w:r>
+      <w:r>
+        <w:t>It only works in newer AGP preview versions.</w:t>
+      </w:r>
+    </w:p>
+    <w:p>
+      <w:pPr>
+        <w:rPr>
+          <w:b/>
+        </w:rPr>
+      </w:pPr>
+      <w:r>
+        <w:rPr>
+          <w:b/>
+        </w:rPr>
+        <w:t>Fix Applied</w:t>
+      </w:r>
+    </w:p>
+    <w:p>
+      <w:r>
+        <w:t>Replaced the above code with:</w:t>
+      </w:r>
+    </w:p>
+    <w:p>
+      <w:r>
+        <w:drawing>
+          <wp:inline distT="0" distB="0" distL="0" distR="0" wp14:anchorId="72814CE2" wp14:editId="7DBFD604">
+            <wp:extent cx="2057578" cy="571550"/>
+            <wp:effectExtent l="0" t="0" r="0" b="0"/>
+            <wp:docPr id="5" name="Picture 5"/>
+            <wp:cNvGraphicFramePr>
+              <a:graphicFrameLocks xmlns:a="http://schemas.openxmlformats.org/drawingml/2006/main" noChangeAspect="1"/>
+            </wp:cNvGraphicFramePr>
+            <a:graphic xmlns:a="http://schemas.openxmlformats.org/drawingml/2006/main">
+              <a:graphicData uri="http://schemas.openxmlformats.org/drawingml/2006/picture">
+                <pic:pic xmlns:pic="http://schemas.openxmlformats.org/drawingml/2006/picture">
+                  <pic:nvPicPr>
+                    <pic:cNvPr id="1" name=""/>
+                    <pic:cNvPicPr/>
+                  </pic:nvPicPr>
+                  <pic:blipFill>
+                    <a:blip r:embed="rId10"/>
+                    <a:stretch>
+                      <a:fillRect/>
+                    </a:stretch>
+                  </pic:blipFill>
+                  <pic:spPr>
+                    <a:xfrm>
+                      <a:off x="0" y="0"/>
+                      <a:ext cx="2057578" cy="571550"/>
+                    </a:xfrm>
+                    <a:prstGeom prst="rect">
+                      <a:avLst/>
+                    </a:prstGeom>
+                  </pic:spPr>
+                </pic:pic>
+              </a:graphicData>
+            </a:graphic>
+          </wp:inline>
+        </w:drawing>
+      </w:r>
+    </w:p>
+    <w:p/>
+    <w:p>
+      <w:pPr>
+        <w:rPr>
+          <w:b/>
+          <w:sz w:val="28"/>
+        </w:rPr>
+      </w:pPr>
+      <w:r>
+        <w:rPr>
+          <w:b/>
+          <w:sz w:val="28"/>
+        </w:rPr>
+        <w:t>SDK Compatibility Adjustment</w:t>
+      </w:r>
+    </w:p>
+    <w:p>
+      <w:r>
+        <w:t xml:space="preserve">Project had this inside </w:t>
+      </w:r>
+      <w:proofErr w:type="spellStart"/>
+      <w:r>
+        <w:t>build.gradle.kts</w:t>
+      </w:r>
+      <w:proofErr w:type="spellEnd"/>
+      <w:r>
+        <w:t xml:space="preserve"> (</w:t>
+      </w:r>
+      <w:proofErr w:type="spellStart"/>
+      <w:r>
+        <w:t>Module</w:t>
+      </w:r>
+      <w:proofErr w:type="gramStart"/>
+      <w:r>
+        <w:t>:app</w:t>
+      </w:r>
+      <w:proofErr w:type="spellEnd"/>
+      <w:proofErr w:type="gramEnd"/>
+      <w:r>
+        <w:t>)</w:t>
+      </w:r>
+    </w:p>
+    <w:p>
+      <w:r>
+        <w:drawing>
+          <wp:inline distT="0" distB="0" distL="0" distR="0" wp14:anchorId="7FC243AB" wp14:editId="69A016C3">
+            <wp:extent cx="1714649" cy="579170"/>
+            <wp:effectExtent l="0" t="0" r="0" b="0"/>
+            <wp:docPr id="6" name="Picture 6"/>
+            <wp:cNvGraphicFramePr>
+              <a:graphicFrameLocks xmlns:a="http://schemas.openxmlformats.org/drawingml/2006/main" noChangeAspect="1"/>
+            </wp:cNvGraphicFramePr>
+            <a:graphic xmlns:a="http://schemas.openxmlformats.org/drawingml/2006/main">
+              <a:graphicData uri="http://schemas.openxmlformats.org/drawingml/2006/picture">
+                <pic:pic xmlns:pic="http://schemas.openxmlformats.org/drawingml/2006/picture">
+                  <pic:nvPicPr>
+                    <pic:cNvPr id="1" name=""/>
+                    <pic:cNvPicPr/>
+                  </pic:nvPicPr>
+                  <pic:blipFill>
+                    <a:blip r:embed="rId11"/>
+                    <a:stretch>
+                      <a:fillRect/>
+                    </a:stretch>
+                  </pic:blipFill>
+                  <pic:spPr>
+                    <a:xfrm>
+                      <a:off x="0" y="0"/>
+                      <a:ext cx="1714649" cy="579170"/>
+                    </a:xfrm>
+                    <a:prstGeom prst="rect">
+                      <a:avLst/>
+                    </a:prstGeom>
+                  </pic:spPr>
+                </pic:pic>
+              </a:graphicData>
+            </a:graphic>
+          </wp:inline>
+        </w:drawing>
+      </w:r>
+    </w:p>
+    <w:p>
+      <w:r>
+        <w:t>SDK 36 is still relatively new and may cause issues with stable tooling.</w:t>
+      </w:r>
+    </w:p>
+    <w:p>
+      <w:pPr>
+        <w:rPr>
+          <w:b/>
+        </w:rPr>
+      </w:pPr>
+      <w:r>
+        <w:rPr>
+          <w:b/>
+        </w:rPr>
+        <w:t>Fix Applied</w:t>
+      </w:r>
+    </w:p>
+    <w:p>
+      <w:r>
+        <w:t xml:space="preserve">Changed </w:t>
+      </w:r>
+      <w:proofErr w:type="spellStart"/>
+      <w:r>
+        <w:t>targetSdk</w:t>
+      </w:r>
+      <w:proofErr w:type="spellEnd"/>
+      <w:r>
+        <w:t xml:space="preserve"> to 35 </w:t>
+      </w:r>
+      <w:r>
+        <w:t>for better compatibility with AGP 8.8.2.</w:t>
+      </w:r>
+    </w:p>
+    <w:p>
+      <w:r>
+        <w:drawing>
+          <wp:inline distT="0" distB="0" distL="0" distR="0" wp14:anchorId="29F4F3B8" wp14:editId="00A8E0DC">
+            <wp:extent cx="5731510" cy="2051050"/>
+            <wp:effectExtent l="0" t="0" r="2540" b="6350"/>
+            <wp:docPr id="9" name="Picture 9"/>
+            <wp:cNvGraphicFramePr>
+              <a:graphicFrameLocks xmlns:a="http://schemas.openxmlformats.org/drawingml/2006/main" noChangeAspect="1"/>
+            </wp:cNvGraphicFramePr>
+            <a:graphic xmlns:a="http://schemas.openxmlformats.org/drawingml/2006/main">
+              <a:graphicData uri="http://schemas.openxmlformats.org/drawingml/2006/picture">
+                <pic:pic xmlns:pic="http://schemas.openxmlformats.org/drawingml/2006/picture">
+                  <pic:nvPicPr>
+                    <pic:cNvPr id="1" name=""/>
+                    <pic:cNvPicPr/>
+                  </pic:nvPicPr>
+                  <pic:blipFill>
+                    <a:blip r:embed="rId12"/>
+                    <a:stretch>
+                      <a:fillRect/>
+                    </a:stretch>
+                  </pic:blipFill>
+                  <pic:spPr>
+                    <a:xfrm>
+                      <a:off x="0" y="0"/>
+                      <a:ext cx="5731510" cy="2051050"/>
+                    </a:xfrm>
+                    <a:prstGeom prst="rect">
+                      <a:avLst/>
+                    </a:prstGeom>
+                  </pic:spPr>
+                </pic:pic>
+              </a:graphicData>
+            </a:graphic>
+          </wp:inline>
+        </w:drawing>
+      </w:r>
+    </w:p>
+    <w:p/>
+    <w:p/>
+    <w:p>
+      <w:pPr>
+        <w:rPr>
+          <w:b/>
+          <w:sz w:val="28"/>
+        </w:rPr>
+      </w:pPr>
       <w:bookmarkStart w:id="0" w:name="_GoBack"/>
-      <w:bookmarkEnd w:id="0"/>
-    </w:p>
+      <w:r>
+        <w:rPr>
+          <w:b/>
+          <w:sz w:val="28"/>
+        </w:rPr>
+        <w:t>Some key understandings</w:t>
+      </w:r>
+    </w:p>
+    <w:bookmarkEnd w:id="0"/>
+    <w:p>
+      <w:r>
+        <w:t>Mo</w:t>
+      </w:r>
+      <w:r>
+        <w:t>dern Android projects often use “</w:t>
+      </w:r>
+      <w:proofErr w:type="spellStart"/>
+      <w:r>
+        <w:t>libs.versions.toml</w:t>
+      </w:r>
+      <w:proofErr w:type="spellEnd"/>
+      <w:r>
+        <w:t xml:space="preserve">” </w:t>
+      </w:r>
+      <w:r>
+        <w:t xml:space="preserve">instead </w:t>
+      </w:r>
+      <w:r>
+        <w:t xml:space="preserve">of writing versions directly in </w:t>
+      </w:r>
+      <w:proofErr w:type="spellStart"/>
+      <w:r>
+        <w:t>build.gradle.kts</w:t>
+      </w:r>
+      <w:proofErr w:type="spellEnd"/>
+    </w:p>
+    <w:p>
+      <w:r>
+        <w:lastRenderedPageBreak/>
+        <w:t>So plugin versi</w:t>
+      </w:r>
+      <w:r>
+        <w:t>ons may be hidden behind “</w:t>
+      </w:r>
+      <w:proofErr w:type="gramStart"/>
+      <w:r>
+        <w:rPr>
+          <w:rStyle w:val="11"/>
+        </w:rPr>
+        <w:t>alias</w:t>
+      </w:r>
+      <w:r>
+        <w:t>(</w:t>
+      </w:r>
+      <w:proofErr w:type="spellStart"/>
+      <w:proofErr w:type="gramEnd"/>
+      <w:r>
+        <w:rPr>
+          <w:rStyle w:val="11"/>
+        </w:rPr>
+        <w:t>libs</w:t>
+      </w:r>
+      <w:r>
+        <w:t>.</w:t>
+      </w:r>
+      <w:r>
+        <w:rPr>
+          <w:rStyle w:val="11"/>
+        </w:rPr>
+        <w:t>plugins</w:t>
+      </w:r>
+      <w:r>
+        <w:t>.</w:t>
+      </w:r>
+      <w:r>
+        <w:rPr>
+          <w:rStyle w:val="11"/>
+        </w:rPr>
+        <w:t>android</w:t>
+      </w:r>
+      <w:r>
+        <w:t>.</w:t>
+      </w:r>
+      <w:r>
+        <w:rPr>
+          <w:rStyle w:val="11"/>
+        </w:rPr>
+        <w:t>application</w:t>
+      </w:r>
+      <w:proofErr w:type="spellEnd"/>
+      <w:r>
+        <w:t>)</w:t>
+      </w:r>
+      <w:r>
+        <w:t xml:space="preserve">” in </w:t>
+      </w:r>
+      <w:proofErr w:type="spellStart"/>
+      <w:r>
+        <w:t>build.gradle.kts</w:t>
+      </w:r>
+      <w:proofErr w:type="spellEnd"/>
+      <w:r>
+        <w:t xml:space="preserve"> (</w:t>
+      </w:r>
+      <w:proofErr w:type="spellStart"/>
+      <w:r>
+        <w:t>Project:Calculator</w:t>
+      </w:r>
+      <w:proofErr w:type="spellEnd"/>
+      <w:r>
+        <w:t xml:space="preserve"> app) under “Android” or</w:t>
+      </w:r>
+      <w:r>
+        <w:t xml:space="preserve"> </w:t>
+      </w:r>
+      <w:proofErr w:type="spellStart"/>
+      <w:r>
+        <w:t>build.gradle.kts</w:t>
+      </w:r>
+      <w:proofErr w:type="spellEnd"/>
+      <w:r>
+        <w:t xml:space="preserve"> </w:t>
+      </w:r>
+      <w:r>
+        <w:t>inside project folder under “Project”.</w:t>
+      </w:r>
+    </w:p>
+    <w:p>
+      <w:r>
+        <w:drawing>
+          <wp:inline distT="0" distB="0" distL="0" distR="0" wp14:anchorId="700C2C88" wp14:editId="3603B5D1">
+            <wp:extent cx="5731510" cy="2085975"/>
+            <wp:effectExtent l="0" t="0" r="2540" b="9525"/>
+            <wp:docPr id="11" name="Picture 11"/>
+            <wp:cNvGraphicFramePr>
+              <a:graphicFrameLocks xmlns:a="http://schemas.openxmlformats.org/drawingml/2006/main" noChangeAspect="1"/>
+            </wp:cNvGraphicFramePr>
+            <a:graphic xmlns:a="http://schemas.openxmlformats.org/drawingml/2006/main">
+              <a:graphicData uri="http://schemas.openxmlformats.org/drawingml/2006/picture">
+                <pic:pic xmlns:pic="http://schemas.openxmlformats.org/drawingml/2006/picture">
+                  <pic:nvPicPr>
+                    <pic:cNvPr id="1" name=""/>
+                    <pic:cNvPicPr/>
+                  </pic:nvPicPr>
+                  <pic:blipFill>
+                    <a:blip r:embed="rId13"/>
+                    <a:stretch>
+                      <a:fillRect/>
+                    </a:stretch>
+                  </pic:blipFill>
+                  <pic:spPr>
+                    <a:xfrm>
+                      <a:off x="0" y="0"/>
+                      <a:ext cx="5731510" cy="2085975"/>
+                    </a:xfrm>
+                    <a:prstGeom prst="rect">
+                      <a:avLst/>
+                    </a:prstGeom>
+                  </pic:spPr>
+                </pic:pic>
+              </a:graphicData>
+            </a:graphic>
+          </wp:inline>
+        </w:drawing>
+      </w:r>
+    </w:p>
+    <w:p>
+      <w:r>
+        <w:drawing>
+          <wp:inline distT="0" distB="0" distL="0" distR="0" wp14:anchorId="5D331890" wp14:editId="3818B4D5">
+            <wp:extent cx="5731510" cy="1898650"/>
+            <wp:effectExtent l="0" t="0" r="2540" b="6350"/>
+            <wp:docPr id="10" name="Picture 10"/>
+            <wp:cNvGraphicFramePr>
+              <a:graphicFrameLocks xmlns:a="http://schemas.openxmlformats.org/drawingml/2006/main" noChangeAspect="1"/>
+            </wp:cNvGraphicFramePr>
+            <a:graphic xmlns:a="http://schemas.openxmlformats.org/drawingml/2006/main">
+              <a:graphicData uri="http://schemas.openxmlformats.org/drawingml/2006/picture">
+                <pic:pic xmlns:pic="http://schemas.openxmlformats.org/drawingml/2006/picture">
+                  <pic:nvPicPr>
+                    <pic:cNvPr id="1" name=""/>
+                    <pic:cNvPicPr/>
+                  </pic:nvPicPr>
+                  <pic:blipFill>
+                    <a:blip r:embed="rId14"/>
+                    <a:stretch>
+                      <a:fillRect/>
+                    </a:stretch>
+                  </pic:blipFill>
+                  <pic:spPr>
+                    <a:xfrm>
+                      <a:off x="0" y="0"/>
+                      <a:ext cx="5731510" cy="1898650"/>
+                    </a:xfrm>
+                    <a:prstGeom prst="rect">
+                      <a:avLst/>
+                    </a:prstGeom>
+                  </pic:spPr>
+                </pic:pic>
+              </a:graphicData>
+            </a:graphic>
+          </wp:inline>
+        </w:drawing>
+      </w:r>
+    </w:p>
+    <w:p>
+      <w:proofErr w:type="gramStart"/>
+      <w:r>
+        <w:t>which</w:t>
+      </w:r>
+      <w:proofErr w:type="gramEnd"/>
+      <w:r>
+        <w:t xml:space="preserve"> maps to:</w:t>
+      </w:r>
+    </w:p>
+    <w:p>
+      <w:r>
+        <w:drawing>
+          <wp:inline distT="0" distB="0" distL="0" distR="0" wp14:anchorId="2A7808AD" wp14:editId="347F2084">
+            <wp:extent cx="4541520" cy="677839"/>
+            <wp:effectExtent l="0" t="0" r="0" b="8255"/>
+            <wp:docPr id="12" name="Picture 12"/>
+            <wp:cNvGraphicFramePr>
+              <a:graphicFrameLocks xmlns:a="http://schemas.openxmlformats.org/drawingml/2006/main" noChangeAspect="1"/>
+            </wp:cNvGraphicFramePr>
+            <a:graphic xmlns:a="http://schemas.openxmlformats.org/drawingml/2006/main">
+              <a:graphicData uri="http://schemas.openxmlformats.org/drawingml/2006/picture">
+                <pic:pic xmlns:pic="http://schemas.openxmlformats.org/drawingml/2006/picture">
+                  <pic:nvPicPr>
+                    <pic:cNvPr id="1" name=""/>
+                    <pic:cNvPicPr/>
+                  </pic:nvPicPr>
+                  <pic:blipFill>
+                    <a:blip r:embed="rId15"/>
+                    <a:stretch>
+                      <a:fillRect/>
+                    </a:stretch>
+                  </pic:blipFill>
+                  <pic:spPr>
+                    <a:xfrm>
+                      <a:off x="0" y="0"/>
+                      <a:ext cx="4583061" cy="684039"/>
+                    </a:xfrm>
+                    <a:prstGeom prst="rect">
+                      <a:avLst/>
+                    </a:prstGeom>
+                  </pic:spPr>
+                </pic:pic>
+              </a:graphicData>
+            </a:graphic>
+          </wp:inline>
+        </w:drawing>
+      </w:r>
+    </w:p>
+    <w:p>
+      <w:r>
+        <w:t>Or</w:t>
+      </w:r>
+    </w:p>
+    <w:p>
+      <w:r>
+        <w:drawing>
+          <wp:inline distT="0" distB="0" distL="0" distR="0" wp14:anchorId="2A9E5466" wp14:editId="3D081C5C">
+            <wp:extent cx="5731510" cy="2491105"/>
+            <wp:effectExtent l="0" t="0" r="2540" b="4445"/>
+            <wp:docPr id="13" name="Picture 13"/>
+            <wp:cNvGraphicFramePr>
+              <a:graphicFrameLocks xmlns:a="http://schemas.openxmlformats.org/drawingml/2006/main" noChangeAspect="1"/>
+            </wp:cNvGraphicFramePr>
+            <a:graphic xmlns:a="http://schemas.openxmlformats.org/drawingml/2006/main">
+              <a:graphicData uri="http://schemas.openxmlformats.org/drawingml/2006/picture">
+                <pic:pic xmlns:pic="http://schemas.openxmlformats.org/drawingml/2006/picture">
+                  <pic:nvPicPr>
+                    <pic:cNvPr id="1" name=""/>
+                    <pic:cNvPicPr/>
+                  </pic:nvPicPr>
+                  <pic:blipFill>
+                    <a:blip r:embed="rId16"/>
+                    <a:stretch>
+                      <a:fillRect/>
+                    </a:stretch>
+                  </pic:blipFill>
+                  <pic:spPr>
+                    <a:xfrm>
+                      <a:off x="0" y="0"/>
+                      <a:ext cx="5731510" cy="2491105"/>
+                    </a:xfrm>
+                    <a:prstGeom prst="rect">
+                      <a:avLst/>
+                    </a:prstGeom>
+                  </pic:spPr>
+                </pic:pic>
+              </a:graphicData>
+            </a:graphic>
+          </wp:inline>
+        </w:drawing>
+      </w:r>
+    </w:p>
+    <w:p/>
+    <w:p/>
     <w:p/>
     <w:sectPr>
       <w:pgSz w:w="11906" w:h="16838"/>
@@ -4465,6 +5125,11 @@
       <w:contextualSpacing/>
     </w:pPr>
   </w:style>
+  <w:style w:type="character" w:customStyle="1" w:styleId="11">
+    <w:name w:val="ͼ11"/>
+    <w:basedOn w:val="DefaultParagraphFont"/>
+    <w:rsid w:val="004A6BC4"/>
+  </w:style>
 </w:styles>
 </file>
 
